--- a/readme.docx
+++ b/readme.docx
@@ -510,6 +510,19 @@
     </w:p>
     <w:p>
       <w:pPr>
+        <w:rPr>
+          <w:rFonts w:ascii="ＭＳ Ｐゴシック" w:eastAsia="ＭＳ Ｐゴシック" w:hAnsi="ＭＳ Ｐゴシック" w:hint="eastAsia"/>
+        </w:rPr>
+      </w:pPr>
+      <w:r>
+        <w:rPr>
+          <w:rFonts w:ascii="ＭＳ Ｐゴシック" w:eastAsia="ＭＳ Ｐゴシック" w:hAnsi="ＭＳ Ｐゴシック" w:hint="eastAsia"/>
+        </w:rPr>
+        <w:t>当マニュアルは詳細を載せていますが、GitHubのリリースに掲載されている.exeのインストーラーを使う場合、起動はサービス化されます。別に必要な作業はSQL Server（Express可）のインストール、.envを当手順書の方法でルートフォルダに作成することになります。</w:t>
+      </w:r>
+    </w:p>
+    <w:p>
+      <w:pPr>
         <w:widowControl/>
         <w:jc w:val="left"/>
         <w:rPr>
@@ -1806,7 +1819,7 @@
     <w:p>
       <w:pPr>
         <w:rPr>
-          <w:rFonts w:ascii="ＭＳ Ｐゴシック" w:eastAsia="ＭＳ Ｐゴシック" w:hAnsi="ＭＳ Ｐゴシック" w:hint="eastAsia"/>
+          <w:rFonts w:ascii="ＭＳ Ｐゴシック" w:eastAsia="ＭＳ Ｐゴシック" w:hAnsi="ＭＳ Ｐゴシック"/>
         </w:rPr>
       </w:pPr>
     </w:p>
@@ -2871,7 +2884,7 @@
     <w:p>
       <w:pPr>
         <w:rPr>
-          <w:rFonts w:ascii="ＭＳ Ｐゴシック" w:eastAsia="ＭＳ Ｐゴシック" w:hAnsi="ＭＳ Ｐゴシック" w:hint="eastAsia"/>
+          <w:rFonts w:ascii="ＭＳ Ｐゴシック" w:eastAsia="ＭＳ Ｐゴシック" w:hAnsi="ＭＳ Ｐゴシック"/>
         </w:rPr>
       </w:pPr>
       <w:r>
@@ -2929,14 +2942,92 @@
     <w:p>
       <w:pPr>
         <w:rPr>
-          <w:rFonts w:ascii="ＭＳ Ｐゴシック" w:eastAsia="ＭＳ Ｐゴシック" w:hAnsi="ＭＳ Ｐゴシック" w:hint="eastAsia"/>
-        </w:rPr>
-      </w:pPr>
-    </w:p>
-    <w:p>
-      <w:pPr>
-        <w:rPr>
-          <w:rFonts w:ascii="ＭＳ Ｐゴシック" w:eastAsia="ＭＳ Ｐゴシック" w:hAnsi="ＭＳ Ｐゴシック" w:hint="eastAsia"/>
+          <w:rFonts w:ascii="ＭＳ Ｐゴシック" w:eastAsia="ＭＳ Ｐゴシック" w:hAnsi="ＭＳ Ｐゴシック"/>
+        </w:rPr>
+      </w:pPr>
+    </w:p>
+    <w:p>
+      <w:pPr>
+        <w:rPr>
+          <w:rFonts w:ascii="ＭＳ Ｐゴシック" w:eastAsia="ＭＳ Ｐゴシック" w:hAnsi="ＭＳ Ｐゴシック"/>
+        </w:rPr>
+      </w:pPr>
+    </w:p>
+    <w:p>
+      <w:pPr>
+        <w:rPr>
+          <w:rFonts w:ascii="ＭＳ Ｐゴシック" w:eastAsia="ＭＳ Ｐゴシック" w:hAnsi="ＭＳ Ｐゴシック"/>
+        </w:rPr>
+      </w:pPr>
+      <w:r>
+        <w:rPr>
+          <w:rFonts w:ascii="ＭＳ Ｐゴシック" w:eastAsia="ＭＳ Ｐゴシック" w:hAnsi="ＭＳ Ｐゴシック" w:hint="eastAsia"/>
+        </w:rPr>
+        <w:t>１１．.envのDB_PASSWORDを</w:t>
+      </w:r>
+    </w:p>
+    <w:p>
+      <w:pPr>
+        <w:rPr>
+          <w:rFonts w:ascii="ＭＳ Ｐゴシック" w:eastAsia="ＭＳ Ｐゴシック" w:hAnsi="ＭＳ Ｐゴシック"/>
+        </w:rPr>
+      </w:pPr>
+      <w:r>
+        <w:rPr>
+          <w:rFonts w:ascii="ＭＳ Ｐゴシック" w:eastAsia="ＭＳ Ｐゴシック" w:hAnsi="ＭＳ Ｐゴシック" w:hint="eastAsia"/>
+        </w:rPr>
+        <w:t>インストール時に指定したsaのパスワードに設定</w:t>
+      </w:r>
+    </w:p>
+    <w:p>
+      <w:pPr>
+        <w:rPr>
+          <w:rFonts w:ascii="ＭＳ Ｐゴシック" w:eastAsia="ＭＳ Ｐゴシック" w:hAnsi="ＭＳ Ｐゴシック"/>
+        </w:rPr>
+      </w:pPr>
+      <w:r>
+        <w:rPr>
+          <w:rFonts w:ascii="ＭＳ Ｐゴシック" w:eastAsia="ＭＳ Ｐゴシック" w:hAnsi="ＭＳ Ｐゴシック" w:hint="eastAsia"/>
+        </w:rPr>
+        <w:t>また、</w:t>
+      </w:r>
+      <w:r>
+        <w:rPr>
+          <w:rFonts w:ascii="ＭＳ Ｐゴシック" w:eastAsia="ＭＳ Ｐゴシック" w:hAnsi="ＭＳ Ｐゴシック"/>
+        </w:rPr>
+        <w:t>DB_TRUST_SERVER_CERTIFICATE=true</w:t>
+      </w:r>
+    </w:p>
+    <w:p>
+      <w:pPr>
+        <w:rPr>
+          <w:rFonts w:ascii="ＭＳ Ｐゴシック" w:eastAsia="ＭＳ Ｐゴシック" w:hAnsi="ＭＳ Ｐゴシック"/>
+        </w:rPr>
+      </w:pPr>
+      <w:r>
+        <w:rPr>
+          <w:rFonts w:ascii="ＭＳ Ｐゴシック" w:eastAsia="ＭＳ Ｐゴシック" w:hAnsi="ＭＳ Ｐゴシック" w:hint="eastAsia"/>
+        </w:rPr>
+        <w:t>とし、PORTで１４３３を使う指定がされている場合で変更がない場合はこれを残し</w:t>
+      </w:r>
+    </w:p>
+    <w:p>
+      <w:pPr>
+        <w:rPr>
+          <w:rFonts w:ascii="ＭＳ Ｐゴシック" w:eastAsia="ＭＳ Ｐゴシック" w:hAnsi="ＭＳ Ｐゴシック"/>
+        </w:rPr>
+      </w:pPr>
+      <w:r>
+        <w:rPr>
+          <w:rFonts w:ascii="ＭＳ Ｐゴシック" w:eastAsia="ＭＳ Ｐゴシック" w:hAnsi="ＭＳ Ｐゴシック" w:hint="eastAsia"/>
+        </w:rPr>
+        <w:t>DB_INSTANCEの前に#を入力しコメントアウトする。</w:t>
+      </w:r>
+    </w:p>
+    <w:p>
+      <w:pPr>
+        <w:rPr>
+          <w:rFonts w:ascii="ＭＳ Ｐゴシック" w:eastAsia="ＭＳ Ｐゴシック" w:hAnsi="ＭＳ Ｐゴシック"/>
         </w:rPr>
       </w:pPr>
     </w:p>
@@ -2956,96 +3047,6 @@
         <w:rPr>
           <w:rFonts w:ascii="ＭＳ Ｐゴシック" w:eastAsia="ＭＳ Ｐゴシック" w:hAnsi="ＭＳ Ｐゴシック" w:hint="eastAsia"/>
         </w:rPr>
-        <w:t>１</w:t>
-      </w:r>
-      <w:r>
-        <w:rPr>
-          <w:rFonts w:ascii="ＭＳ Ｐゴシック" w:eastAsia="ＭＳ Ｐゴシック" w:hAnsi="ＭＳ Ｐゴシック" w:hint="eastAsia"/>
-        </w:rPr>
-        <w:t>．.envのDB_PASSWORDを</w:t>
-      </w:r>
-    </w:p>
-    <w:p>
-      <w:pPr>
-        <w:rPr>
-          <w:rFonts w:ascii="ＭＳ Ｐゴシック" w:eastAsia="ＭＳ Ｐゴシック" w:hAnsi="ＭＳ Ｐゴシック" w:hint="eastAsia"/>
-        </w:rPr>
-      </w:pPr>
-      <w:r>
-        <w:rPr>
-          <w:rFonts w:ascii="ＭＳ Ｐゴシック" w:eastAsia="ＭＳ Ｐゴシック" w:hAnsi="ＭＳ Ｐゴシック" w:hint="eastAsia"/>
-        </w:rPr>
-        <w:t>インストール時に指定したsaのパスワードに設定</w:t>
-      </w:r>
-    </w:p>
-    <w:p>
-      <w:pPr>
-        <w:rPr>
-          <w:rFonts w:ascii="ＭＳ Ｐゴシック" w:eastAsia="ＭＳ Ｐゴシック" w:hAnsi="ＭＳ Ｐゴシック"/>
-        </w:rPr>
-      </w:pPr>
-      <w:r>
-        <w:rPr>
-          <w:rFonts w:ascii="ＭＳ Ｐゴシック" w:eastAsia="ＭＳ Ｐゴシック" w:hAnsi="ＭＳ Ｐゴシック" w:hint="eastAsia"/>
-        </w:rPr>
-        <w:t>また、</w:t>
-      </w:r>
-      <w:r>
-        <w:rPr>
-          <w:rFonts w:ascii="ＭＳ Ｐゴシック" w:eastAsia="ＭＳ Ｐゴシック" w:hAnsi="ＭＳ Ｐゴシック"/>
-        </w:rPr>
-        <w:t>DB_TRUST_SERVER_CERTIFICATE=true</w:t>
-      </w:r>
-    </w:p>
-    <w:p>
-      <w:pPr>
-        <w:rPr>
-          <w:rFonts w:ascii="ＭＳ Ｐゴシック" w:eastAsia="ＭＳ Ｐゴシック" w:hAnsi="ＭＳ Ｐゴシック"/>
-        </w:rPr>
-      </w:pPr>
-      <w:r>
-        <w:rPr>
-          <w:rFonts w:ascii="ＭＳ Ｐゴシック" w:eastAsia="ＭＳ Ｐゴシック" w:hAnsi="ＭＳ Ｐゴシック" w:hint="eastAsia"/>
-        </w:rPr>
-        <w:t>とし、PORTで１４３３を使う指定がされている場合で変更がない場合はこれを残し</w:t>
-      </w:r>
-    </w:p>
-    <w:p>
-      <w:pPr>
-        <w:rPr>
-          <w:rFonts w:ascii="ＭＳ Ｐゴシック" w:eastAsia="ＭＳ Ｐゴシック" w:hAnsi="ＭＳ Ｐゴシック"/>
-        </w:rPr>
-      </w:pPr>
-      <w:r>
-        <w:rPr>
-          <w:rFonts w:ascii="ＭＳ Ｐゴシック" w:eastAsia="ＭＳ Ｐゴシック" w:hAnsi="ＭＳ Ｐゴシック" w:hint="eastAsia"/>
-        </w:rPr>
-        <w:t>DB_INSTANCEの前に#を入力しコメントアウトする。</w:t>
-      </w:r>
-    </w:p>
-    <w:p>
-      <w:pPr>
-        <w:rPr>
-          <w:rFonts w:ascii="ＭＳ Ｐゴシック" w:eastAsia="ＭＳ Ｐゴシック" w:hAnsi="ＭＳ Ｐゴシック"/>
-        </w:rPr>
-      </w:pPr>
-    </w:p>
-    <w:p>
-      <w:pPr>
-        <w:rPr>
-          <w:rFonts w:ascii="ＭＳ Ｐゴシック" w:eastAsia="ＭＳ Ｐゴシック" w:hAnsi="ＭＳ Ｐゴシック"/>
-        </w:rPr>
-      </w:pPr>
-      <w:r>
-        <w:rPr>
-          <w:rFonts w:ascii="ＭＳ Ｐゴシック" w:eastAsia="ＭＳ Ｐゴシック" w:hAnsi="ＭＳ Ｐゴシック" w:hint="eastAsia"/>
-        </w:rPr>
-        <w:t>１</w:t>
-      </w:r>
-      <w:r>
-        <w:rPr>
-          <w:rFonts w:ascii="ＭＳ Ｐゴシック" w:eastAsia="ＭＳ Ｐゴシック" w:hAnsi="ＭＳ Ｐゴシック" w:hint="eastAsia"/>
-        </w:rPr>
         <w:t>２</w:t>
       </w:r>
       <w:r>
@@ -3140,7 +3141,7 @@
     <w:p>
       <w:pPr>
         <w:rPr>
-          <w:rFonts w:ascii="ＭＳ Ｐゴシック" w:eastAsia="ＭＳ Ｐゴシック" w:hAnsi="ＭＳ Ｐゴシック" w:hint="eastAsia"/>
+          <w:rFonts w:ascii="ＭＳ Ｐゴシック" w:eastAsia="ＭＳ Ｐゴシック" w:hAnsi="ＭＳ Ｐゴシック"/>
         </w:rPr>
       </w:pPr>
       <w:r>
@@ -3223,7 +3224,7 @@
     <w:p>
       <w:pPr>
         <w:rPr>
-          <w:rFonts w:ascii="ＭＳ Ｐゴシック" w:eastAsia="ＭＳ Ｐゴシック" w:hAnsi="ＭＳ Ｐゴシック" w:hint="eastAsia"/>
+          <w:rFonts w:ascii="ＭＳ Ｐゴシック" w:eastAsia="ＭＳ Ｐゴシック" w:hAnsi="ＭＳ Ｐゴシック"/>
         </w:rPr>
       </w:pPr>
     </w:p>
@@ -3270,7 +3271,7 @@
     <w:p>
       <w:pPr>
         <w:rPr>
-          <w:rFonts w:ascii="ＭＳ Ｐゴシック" w:eastAsia="ＭＳ Ｐゴシック" w:hAnsi="ＭＳ Ｐゴシック" w:hint="eastAsia"/>
+          <w:rFonts w:ascii="ＭＳ Ｐゴシック" w:eastAsia="ＭＳ Ｐゴシック" w:hAnsi="ＭＳ Ｐゴシック"/>
           <w:b/>
           <w:bCs/>
         </w:rPr>
@@ -3287,7 +3288,7 @@
     <w:p>
       <w:pPr>
         <w:rPr>
-          <w:rFonts w:ascii="ＭＳ Ｐゴシック" w:eastAsia="ＭＳ Ｐゴシック" w:hAnsi="ＭＳ Ｐゴシック" w:hint="eastAsia"/>
+          <w:rFonts w:ascii="ＭＳ Ｐゴシック" w:eastAsia="ＭＳ Ｐゴシック" w:hAnsi="ＭＳ Ｐゴシック"/>
           <w:b/>
           <w:bCs/>
         </w:rPr>
@@ -3304,7 +3305,7 @@
     <w:p>
       <w:pPr>
         <w:rPr>
-          <w:rFonts w:ascii="ＭＳ Ｐゴシック" w:eastAsia="ＭＳ Ｐゴシック" w:hAnsi="ＭＳ Ｐゴシック" w:hint="eastAsia"/>
+          <w:rFonts w:ascii="ＭＳ Ｐゴシック" w:eastAsia="ＭＳ Ｐゴシック" w:hAnsi="ＭＳ Ｐゴシック"/>
           <w:b/>
           <w:bCs/>
         </w:rPr>
@@ -3406,13 +3407,6 @@
           <w:rFonts w:ascii="ＭＳ Ｐゴシック" w:eastAsia="ＭＳ Ｐゴシック" w:hAnsi="ＭＳ Ｐゴシック"/>
         </w:rPr>
       </w:pPr>
-    </w:p>
-    <w:p>
-      <w:pPr>
-        <w:rPr>
-          <w:rFonts w:ascii="ＭＳ Ｐゴシック" w:eastAsia="ＭＳ Ｐゴシック" w:hAnsi="ＭＳ Ｐゴシック"/>
-        </w:rPr>
-      </w:pPr>
       <w:r>
         <w:rPr>
           <w:rFonts w:ascii="ＭＳ Ｐゴシック" w:eastAsia="ＭＳ Ｐゴシック" w:hAnsi="ＭＳ Ｐゴシック"/>
@@ -3451,13 +3445,6 @@
           <w:rFonts w:ascii="ＭＳ Ｐゴシック" w:eastAsia="ＭＳ Ｐゴシック" w:hAnsi="ＭＳ Ｐゴシック"/>
         </w:rPr>
       </w:pPr>
-    </w:p>
-    <w:p>
-      <w:pPr>
-        <w:rPr>
-          <w:rFonts w:ascii="ＭＳ Ｐゴシック" w:eastAsia="ＭＳ Ｐゴシック" w:hAnsi="ＭＳ Ｐゴシック"/>
-        </w:rPr>
-      </w:pPr>
       <w:r>
         <w:rPr>
           <w:rFonts w:ascii="ＭＳ Ｐゴシック" w:eastAsia="ＭＳ Ｐゴシック" w:hAnsi="ＭＳ Ｐゴシック"/>
@@ -3488,51 +3475,33 @@
         <w:rPr>
           <w:rFonts w:ascii="ＭＳ Ｐゴシック" w:eastAsia="ＭＳ Ｐゴシック" w:hAnsi="ＭＳ Ｐゴシック"/>
         </w:rPr>
-        <w:t xml:space="preserve">title </w:t>
-      </w:r>
-      <w:r>
-        <w:rPr>
-          <w:rFonts w:ascii="ＭＳ Ｐゴシック" w:eastAsia="ＭＳ Ｐゴシック" w:hAnsi="ＭＳ Ｐゴシック"/>
-        </w:rPr>
-        <w:t>Fixed-asset</w:t>
-      </w:r>
-      <w:r>
-        <w:rPr>
-          <w:rFonts w:ascii="ＭＳ Ｐゴシック" w:eastAsia="ＭＳ Ｐゴシック" w:hAnsi="ＭＳ Ｐゴシック"/>
-        </w:rPr>
-        <w:t>FirstSuccess</w:t>
-      </w:r>
-    </w:p>
-    <w:p>
-      <w:pPr>
-        <w:rPr>
-          <w:rFonts w:ascii="ＭＳ Ｐゴシック" w:eastAsia="ＭＳ Ｐゴシック" w:hAnsi="ＭＳ Ｐゴシック"/>
-        </w:rPr>
-      </w:pPr>
-      <w:r>
-        <w:rPr>
-          <w:rFonts w:ascii="ＭＳ Ｐゴシック" w:eastAsia="ＭＳ Ｐゴシック" w:hAnsi="ＭＳ Ｐゴシック"/>
-        </w:rPr>
-        <w:t xml:space="preserve">cd /d </w:t>
-      </w:r>
-      <w:r>
-        <w:rPr>
-          <w:rFonts w:ascii="ＭＳ Ｐゴシック" w:eastAsia="ＭＳ Ｐゴシック" w:hAnsi="ＭＳ Ｐゴシック"/>
-        </w:rPr>
-        <w:t>C:\fixed-asset</w:t>
-      </w:r>
-    </w:p>
-    <w:p>
-      <w:pPr>
-        <w:rPr>
-          <w:rFonts w:ascii="ＭＳ Ｐゴシック" w:eastAsia="ＭＳ Ｐゴシック" w:hAnsi="ＭＳ Ｐゴシック"/>
-        </w:rPr>
-      </w:pPr>
-      <w:r>
-        <w:rPr>
-          <w:rFonts w:ascii="ＭＳ Ｐゴシック" w:eastAsia="ＭＳ Ｐゴシック" w:hAnsi="ＭＳ Ｐゴシック"/>
-        </w:rPr>
-        <w:t>"C:\Program Files\nodejs\node.exe" --env-file=.env server.js</w:t>
+        <w:t>title Monja Fixed Asset System</w:t>
+      </w:r>
+    </w:p>
+    <w:p>
+      <w:pPr>
+        <w:rPr>
+          <w:rFonts w:ascii="ＭＳ Ｐゴシック" w:eastAsia="ＭＳ Ｐゴシック" w:hAnsi="ＭＳ Ｐゴシック"/>
+        </w:rPr>
+      </w:pPr>
+      <w:r>
+        <w:rPr>
+          <w:rFonts w:ascii="ＭＳ Ｐゴシック" w:eastAsia="ＭＳ Ｐゴシック" w:hAnsi="ＭＳ Ｐゴシック"/>
+        </w:rPr>
+        <w:t>cd /d C:\fixed-asset</w:t>
+      </w:r>
+    </w:p>
+    <w:p>
+      <w:pPr>
+        <w:rPr>
+          <w:rFonts w:ascii="ＭＳ Ｐゴシック" w:eastAsia="ＭＳ Ｐゴシック" w:hAnsi="ＭＳ Ｐゴシック"/>
+        </w:rPr>
+      </w:pPr>
+      <w:r>
+        <w:rPr>
+          <w:rFonts w:ascii="ＭＳ Ｐゴシック" w:eastAsia="ＭＳ Ｐゴシック" w:hAnsi="ＭＳ Ｐゴシック"/>
+        </w:rPr>
+        <w:t>call npm start</w:t>
       </w:r>
     </w:p>
     <w:p>
@@ -4932,6 +4901,7 @@
   <w:style w:type="character" w:default="1" w:styleId="a0">
     <w:name w:val="Default Paragraph Font"/>
     <w:uiPriority w:val="1"/>
+    <w:semiHidden/>
     <w:unhideWhenUsed/>
   </w:style>
   <w:style w:type="table" w:default="1" w:styleId="a1">
@@ -5636,6 +5606,27 @@
 </file>
 
 <file path=customXml/item1.xml><?xml version="1.0" encoding="utf-8"?>
+<?mso-contentType ?>
+<FormTemplates xmlns="http://schemas.microsoft.com/sharepoint/v3/contenttype/forms">
+  <Display>DocumentLibraryForm</Display>
+  <Edit>DocumentLibraryForm</Edit>
+  <New>DocumentLibraryForm</New>
+</FormTemplates>
+</file>
+
+<file path=customXml/item2.xml><?xml version="1.0" encoding="utf-8"?>
+<p:properties xmlns:p="http://schemas.microsoft.com/office/2006/metadata/properties" xmlns:xsi="http://www.w3.org/2001/XMLSchema-instance" xmlns:pc="http://schemas.microsoft.com/office/infopath/2007/PartnerControls">
+  <documentManagement>
+    <_activity xmlns="3963c53f-597e-49f3-8825-2891d3039750" xsi:nil="true"/>
+  </documentManagement>
+</p:properties>
+</file>
+
+<file path=customXml/item3.xml><?xml version="1.0" encoding="utf-8"?>
+<b:Sources xmlns:b="http://schemas.openxmlformats.org/officeDocument/2006/bibliography" xmlns="http://schemas.openxmlformats.org/officeDocument/2006/bibliography" SelectedStyle="\APASixthEditionOfficeOnline.xsl" StyleName="APA" Version="6"/>
+</file>
+
+<file path=customXml/item4.xml><?xml version="1.0" encoding="utf-8"?>
 <ct:contentTypeSchema xmlns:ct="http://schemas.microsoft.com/office/2006/metadata/contentType" xmlns:ma="http://schemas.microsoft.com/office/2006/metadata/properties/metaAttributes" ct:_="" ma:_="" ma:contentTypeName="ドキュメント" ma:contentTypeID="0x0101005E25E907DDBD434E9320CA1BB4D4AA59" ma:contentTypeVersion="18" ma:contentTypeDescription="新しいドキュメントを作成します。" ma:contentTypeScope="" ma:versionID="5ece6cb8ff669c55680bec9d22ea331b">
   <xsd:schema xmlns:xsd="http://www.w3.org/2001/XMLSchema" xmlns:xs="http://www.w3.org/2001/XMLSchema" xmlns:p="http://schemas.microsoft.com/office/2006/metadata/properties" xmlns:ns3="3963c53f-597e-49f3-8825-2891d3039750" xmlns:ns4="8e351511-a7f6-4092-82a6-9bccf4168657" targetNamespace="http://schemas.microsoft.com/office/2006/metadata/properties" ma:root="true" ma:fieldsID="6068f63bc1548b25cc3dd4430b53260e" ns3:_="" ns4:_="">
     <xsd:import namespace="3963c53f-597e-49f3-8825-2891d3039750"/>
@@ -5888,28 +5879,33 @@
 </ct:contentTypeSchema>
 </file>
 
-<file path=customXml/item2.xml><?xml version="1.0" encoding="utf-8"?>
-<?mso-contentType ?>
-<FormTemplates xmlns="http://schemas.microsoft.com/sharepoint/v3/contenttype/forms">
-  <Display>DocumentLibraryForm</Display>
-  <Edit>DocumentLibraryForm</Edit>
-  <New>DocumentLibraryForm</New>
-</FormTemplates>
+<file path=customXml/itemProps1.xml><?xml version="1.0" encoding="utf-8"?>
+<ds:datastoreItem xmlns:ds="http://schemas.openxmlformats.org/officeDocument/2006/customXml" ds:itemID="{0977E48A-B7BA-4F6F-9E6F-E19874C01286}">
+  <ds:schemaRefs>
+    <ds:schemaRef ds:uri="http://schemas.microsoft.com/sharepoint/v3/contenttype/forms"/>
+  </ds:schemaRefs>
+</ds:datastoreItem>
 </file>
 
-<file path=customXml/item3.xml><?xml version="1.0" encoding="utf-8"?>
-<p:properties xmlns:p="http://schemas.microsoft.com/office/2006/metadata/properties" xmlns:xsi="http://www.w3.org/2001/XMLSchema-instance" xmlns:pc="http://schemas.microsoft.com/office/infopath/2007/PartnerControls">
-  <documentManagement>
-    <_activity xmlns="3963c53f-597e-49f3-8825-2891d3039750" xsi:nil="true"/>
-  </documentManagement>
-</p:properties>
+<file path=customXml/itemProps2.xml><?xml version="1.0" encoding="utf-8"?>
+<ds:datastoreItem xmlns:ds="http://schemas.openxmlformats.org/officeDocument/2006/customXml" ds:itemID="{36CCBBC6-D353-445F-B05A-B0AECD3591E5}">
+  <ds:schemaRefs>
+    <ds:schemaRef ds:uri="http://schemas.microsoft.com/office/2006/metadata/properties"/>
+    <ds:schemaRef ds:uri="http://schemas.microsoft.com/office/infopath/2007/PartnerControls"/>
+    <ds:schemaRef ds:uri="3963c53f-597e-49f3-8825-2891d3039750"/>
+  </ds:schemaRefs>
+</ds:datastoreItem>
 </file>
 
-<file path=customXml/item4.xml><?xml version="1.0" encoding="utf-8"?>
-<b:Sources xmlns:b="http://schemas.openxmlformats.org/officeDocument/2006/bibliography" xmlns="http://schemas.openxmlformats.org/officeDocument/2006/bibliography" SelectedStyle="\APASixthEditionOfficeOnline.xsl" StyleName="APA" Version="6"/>
+<file path=customXml/itemProps3.xml><?xml version="1.0" encoding="utf-8"?>
+<ds:datastoreItem xmlns:ds="http://schemas.openxmlformats.org/officeDocument/2006/customXml" ds:itemID="{46A44504-DC16-4BBD-B45A-7810F3658721}">
+  <ds:schemaRefs>
+    <ds:schemaRef ds:uri="http://schemas.openxmlformats.org/officeDocument/2006/bibliography"/>
+  </ds:schemaRefs>
+</ds:datastoreItem>
 </file>
 
-<file path=customXml/itemProps1.xml><?xml version="1.0" encoding="utf-8"?>
+<file path=customXml/itemProps4.xml><?xml version="1.0" encoding="utf-8"?>
 <ds:datastoreItem xmlns:ds="http://schemas.openxmlformats.org/officeDocument/2006/customXml" ds:itemID="{FB75F15C-8B7C-49F9-8180-CE4E441373B0}">
   <ds:schemaRefs>
     <ds:schemaRef ds:uri="http://schemas.microsoft.com/office/2006/metadata/contentType"/>
@@ -5926,30 +5922,4 @@
     <ds:schemaRef ds:uri="http://schemas.microsoft.com/internal/obd"/>
   </ds:schemaRefs>
 </ds:datastoreItem>
-</file>
-
-<file path=customXml/itemProps2.xml><?xml version="1.0" encoding="utf-8"?>
-<ds:datastoreItem xmlns:ds="http://schemas.openxmlformats.org/officeDocument/2006/customXml" ds:itemID="{0977E48A-B7BA-4F6F-9E6F-E19874C01286}">
-  <ds:schemaRefs>
-    <ds:schemaRef ds:uri="http://schemas.microsoft.com/sharepoint/v3/contenttype/forms"/>
-  </ds:schemaRefs>
-</ds:datastoreItem>
-</file>
-
-<file path=customXml/itemProps3.xml><?xml version="1.0" encoding="utf-8"?>
-<ds:datastoreItem xmlns:ds="http://schemas.openxmlformats.org/officeDocument/2006/customXml" ds:itemID="{36CCBBC6-D353-445F-B05A-B0AECD3591E5}">
-  <ds:schemaRefs>
-    <ds:schemaRef ds:uri="http://schemas.microsoft.com/office/2006/metadata/properties"/>
-    <ds:schemaRef ds:uri="http://schemas.microsoft.com/office/infopath/2007/PartnerControls"/>
-    <ds:schemaRef ds:uri="3963c53f-597e-49f3-8825-2891d3039750"/>
-  </ds:schemaRefs>
-</ds:datastoreItem>
-</file>
-
-<file path=customXml/itemProps4.xml><?xml version="1.0" encoding="utf-8"?>
-<ds:datastoreItem xmlns:ds="http://schemas.openxmlformats.org/officeDocument/2006/customXml" ds:itemID="{46A44504-DC16-4BBD-B45A-7810F3658721}">
-  <ds:schemaRefs>
-    <ds:schemaRef ds:uri="http://schemas.openxmlformats.org/officeDocument/2006/bibliography"/>
-  </ds:schemaRefs>
-</ds:datastoreItem>
 </file>
--- a/readme.docx
+++ b/readme.docx
@@ -145,13 +145,49 @@
         <w:rPr>
           <w:rFonts w:ascii="ＭＳ Ｐゴシック" w:eastAsia="ＭＳ Ｐゴシック" w:hAnsi="ＭＳ Ｐゴシック" w:hint="eastAsia"/>
         </w:rPr>
-        <w:t>3</w:t>
-      </w:r>
-    </w:p>
-    <w:p>
-      <w:pPr>
-        <w:rPr>
-          <w:rFonts w:ascii="ＭＳ Ｐゴシック" w:eastAsia="ＭＳ Ｐゴシック" w:hAnsi="ＭＳ Ｐゴシック"/>
+        <w:t>4</w:t>
+      </w:r>
+    </w:p>
+    <w:p>
+      <w:pPr>
+        <w:rPr>
+          <w:rFonts w:ascii="ＭＳ Ｐゴシック" w:eastAsia="ＭＳ Ｐゴシック" w:hAnsi="ＭＳ Ｐゴシック"/>
+        </w:rPr>
+      </w:pPr>
+    </w:p>
+    <w:p>
+      <w:pPr>
+        <w:rPr>
+          <w:rFonts w:ascii="ＭＳ Ｐゴシック" w:eastAsia="ＭＳ Ｐゴシック" w:hAnsi="ＭＳ Ｐゴシック"/>
+        </w:rPr>
+      </w:pPr>
+      <w:r>
+        <w:rPr>
+          <w:rFonts w:ascii="ＭＳ Ｐゴシック" w:eastAsia="ＭＳ Ｐゴシック" w:hAnsi="ＭＳ Ｐゴシック" w:hint="eastAsia"/>
+        </w:rPr>
+        <w:t>製品サポートはWebのみでの対応となります。状況によってお答えできない可能性がありますこと、ご了承願います。</w:t>
+      </w:r>
+    </w:p>
+    <w:p>
+      <w:pPr>
+        <w:rPr>
+          <w:rFonts w:ascii="ＭＳ Ｐゴシック" w:eastAsia="ＭＳ Ｐゴシック" w:hAnsi="ＭＳ Ｐゴシック"/>
+        </w:rPr>
+      </w:pPr>
+      <w:hyperlink r:id="rId11" w:history="1">
+        <w:r>
+          <w:rPr>
+            <w:rStyle w:val="aa"/>
+            <w:rFonts w:ascii="ＭＳ Ｐゴシック" w:eastAsia="ＭＳ Ｐゴシック" w:hAnsi="ＭＳ Ｐゴシック"/>
+          </w:rPr>
+          <w:t>https://forms.office.com/r/fEbr6Cgb7E</w:t>
+        </w:r>
+      </w:hyperlink>
+    </w:p>
+    <w:p>
+      <w:pPr>
+        <w:rPr>
+          <w:rFonts w:ascii="ＭＳ Ｐゴシック" w:eastAsia="ＭＳ Ｐゴシック" w:hAnsi="ＭＳ Ｐゴシック" w:hint="eastAsia"/>
         </w:rPr>
       </w:pPr>
     </w:p>
@@ -511,7 +547,7 @@
     <w:p>
       <w:pPr>
         <w:rPr>
-          <w:rFonts w:ascii="ＭＳ Ｐゴシック" w:eastAsia="ＭＳ Ｐゴシック" w:hAnsi="ＭＳ Ｐゴシック" w:hint="eastAsia"/>
+          <w:rFonts w:ascii="ＭＳ Ｐゴシック" w:eastAsia="ＭＳ Ｐゴシック" w:hAnsi="ＭＳ Ｐゴシック"/>
         </w:rPr>
       </w:pPr>
       <w:r>
@@ -5615,18 +5651,6 @@
 </file>
 
 <file path=customXml/item2.xml><?xml version="1.0" encoding="utf-8"?>
-<p:properties xmlns:p="http://schemas.microsoft.com/office/2006/metadata/properties" xmlns:xsi="http://www.w3.org/2001/XMLSchema-instance" xmlns:pc="http://schemas.microsoft.com/office/infopath/2007/PartnerControls">
-  <documentManagement>
-    <_activity xmlns="3963c53f-597e-49f3-8825-2891d3039750" xsi:nil="true"/>
-  </documentManagement>
-</p:properties>
-</file>
-
-<file path=customXml/item3.xml><?xml version="1.0" encoding="utf-8"?>
-<b:Sources xmlns:b="http://schemas.openxmlformats.org/officeDocument/2006/bibliography" xmlns="http://schemas.openxmlformats.org/officeDocument/2006/bibliography" SelectedStyle="\APASixthEditionOfficeOnline.xsl" StyleName="APA" Version="6"/>
-</file>
-
-<file path=customXml/item4.xml><?xml version="1.0" encoding="utf-8"?>
 <ct:contentTypeSchema xmlns:ct="http://schemas.microsoft.com/office/2006/metadata/contentType" xmlns:ma="http://schemas.microsoft.com/office/2006/metadata/properties/metaAttributes" ct:_="" ma:_="" ma:contentTypeName="ドキュメント" ma:contentTypeID="0x0101005E25E907DDBD434E9320CA1BB4D4AA59" ma:contentTypeVersion="18" ma:contentTypeDescription="新しいドキュメントを作成します。" ma:contentTypeScope="" ma:versionID="5ece6cb8ff669c55680bec9d22ea331b">
   <xsd:schema xmlns:xsd="http://www.w3.org/2001/XMLSchema" xmlns:xs="http://www.w3.org/2001/XMLSchema" xmlns:p="http://schemas.microsoft.com/office/2006/metadata/properties" xmlns:ns3="3963c53f-597e-49f3-8825-2891d3039750" xmlns:ns4="8e351511-a7f6-4092-82a6-9bccf4168657" targetNamespace="http://schemas.microsoft.com/office/2006/metadata/properties" ma:root="true" ma:fieldsID="6068f63bc1548b25cc3dd4430b53260e" ns3:_="" ns4:_="">
     <xsd:import namespace="3963c53f-597e-49f3-8825-2891d3039750"/>
@@ -5879,6 +5903,18 @@
 </ct:contentTypeSchema>
 </file>
 
+<file path=customXml/item3.xml><?xml version="1.0" encoding="utf-8"?>
+<b:Sources xmlns:b="http://schemas.openxmlformats.org/officeDocument/2006/bibliography" xmlns="http://schemas.openxmlformats.org/officeDocument/2006/bibliography" SelectedStyle="\APASixthEditionOfficeOnline.xsl" StyleName="APA" Version="6"/>
+</file>
+
+<file path=customXml/item4.xml><?xml version="1.0" encoding="utf-8"?>
+<p:properties xmlns:p="http://schemas.microsoft.com/office/2006/metadata/properties" xmlns:xsi="http://www.w3.org/2001/XMLSchema-instance" xmlns:pc="http://schemas.microsoft.com/office/infopath/2007/PartnerControls">
+  <documentManagement>
+    <_activity xmlns="3963c53f-597e-49f3-8825-2891d3039750" xsi:nil="true"/>
+  </documentManagement>
+</p:properties>
+</file>
+
 <file path=customXml/itemProps1.xml><?xml version="1.0" encoding="utf-8"?>
 <ds:datastoreItem xmlns:ds="http://schemas.openxmlformats.org/officeDocument/2006/customXml" ds:itemID="{0977E48A-B7BA-4F6F-9E6F-E19874C01286}">
   <ds:schemaRefs>
@@ -5888,24 +5924,6 @@
 </file>
 
 <file path=customXml/itemProps2.xml><?xml version="1.0" encoding="utf-8"?>
-<ds:datastoreItem xmlns:ds="http://schemas.openxmlformats.org/officeDocument/2006/customXml" ds:itemID="{36CCBBC6-D353-445F-B05A-B0AECD3591E5}">
-  <ds:schemaRefs>
-    <ds:schemaRef ds:uri="http://schemas.microsoft.com/office/2006/metadata/properties"/>
-    <ds:schemaRef ds:uri="http://schemas.microsoft.com/office/infopath/2007/PartnerControls"/>
-    <ds:schemaRef ds:uri="3963c53f-597e-49f3-8825-2891d3039750"/>
-  </ds:schemaRefs>
-</ds:datastoreItem>
-</file>
-
-<file path=customXml/itemProps3.xml><?xml version="1.0" encoding="utf-8"?>
-<ds:datastoreItem xmlns:ds="http://schemas.openxmlformats.org/officeDocument/2006/customXml" ds:itemID="{46A44504-DC16-4BBD-B45A-7810F3658721}">
-  <ds:schemaRefs>
-    <ds:schemaRef ds:uri="http://schemas.openxmlformats.org/officeDocument/2006/bibliography"/>
-  </ds:schemaRefs>
-</ds:datastoreItem>
-</file>
-
-<file path=customXml/itemProps4.xml><?xml version="1.0" encoding="utf-8"?>
 <ds:datastoreItem xmlns:ds="http://schemas.openxmlformats.org/officeDocument/2006/customXml" ds:itemID="{FB75F15C-8B7C-49F9-8180-CE4E441373B0}">
   <ds:schemaRefs>
     <ds:schemaRef ds:uri="http://schemas.microsoft.com/office/2006/metadata/contentType"/>
@@ -5922,4 +5940,22 @@
     <ds:schemaRef ds:uri="http://schemas.microsoft.com/internal/obd"/>
   </ds:schemaRefs>
 </ds:datastoreItem>
+</file>
+
+<file path=customXml/itemProps3.xml><?xml version="1.0" encoding="utf-8"?>
+<ds:datastoreItem xmlns:ds="http://schemas.openxmlformats.org/officeDocument/2006/customXml" ds:itemID="{46A44504-DC16-4BBD-B45A-7810F3658721}">
+  <ds:schemaRefs>
+    <ds:schemaRef ds:uri="http://schemas.openxmlformats.org/officeDocument/2006/bibliography"/>
+  </ds:schemaRefs>
+</ds:datastoreItem>
+</file>
+
+<file path=customXml/itemProps4.xml><?xml version="1.0" encoding="utf-8"?>
+<ds:datastoreItem xmlns:ds="http://schemas.openxmlformats.org/officeDocument/2006/customXml" ds:itemID="{36CCBBC6-D353-445F-B05A-B0AECD3591E5}">
+  <ds:schemaRefs>
+    <ds:schemaRef ds:uri="http://schemas.microsoft.com/office/2006/metadata/properties"/>
+    <ds:schemaRef ds:uri="http://schemas.microsoft.com/office/infopath/2007/PartnerControls"/>
+    <ds:schemaRef ds:uri="3963c53f-597e-49f3-8825-2891d3039750"/>
+  </ds:schemaRefs>
+</ds:datastoreItem>
 </file>